--- a/tillsyn/Ornös nordspets tillsynsbegäran.docx
+++ b/tillsyn/Ornös nordspets tillsynsbegäran.docx
@@ -12,7 +12,7 @@
     </w:p>
     <w:p>
       <w:r>
-        <w:t>Denna tillsynsbegäran behandlar höga naturvärden i avverkningsanmälan Ornös nordspets i Haninge kommun som inkom 2026-07-15 och omfattar 450,6 ha.</w:t>
+        <w:t>Denna tillsynsbegäran behandlar höga naturvärden i avverkningsanmälan Ornös nordspets i Haninge kommun som inkom 2026-07-16 och omfattar 450,6 ha.</w:t>
       </w:r>
     </w:p>
     <w:p>
@@ -3318,7 +3318,7 @@
     <w:r>
       <w:tab/>
       <w:tab/>
-      <w:t>2026-07-15</w:t>
+      <w:t>2026-07-16</w:t>
       <w:br/>
       <w:br/>
     </w:r>

--- a/tillsyn/Ornös nordspets tillsynsbegäran.docx
+++ b/tillsyn/Ornös nordspets tillsynsbegäran.docx
@@ -12,7 +12,7 @@
     </w:p>
     <w:p>
       <w:r>
-        <w:t>Denna tillsynsbegäran behandlar höga naturvärden i avverkningsanmälan Ornös nordspets i Haninge kommun som inkom 2026-07-16 och omfattar 450,6 ha.</w:t>
+        <w:t>Denna tillsynsbegäran behandlar höga naturvärden i avverkningsanmälan Ornös nordspets i Haninge kommun som inkom 2026-07-17 och omfattar 450,6 ha.</w:t>
       </w:r>
     </w:p>
     <w:p>
@@ -3318,7 +3318,7 @@
     <w:r>
       <w:tab/>
       <w:tab/>
-      <w:t>2026-07-16</w:t>
+      <w:t>2026-07-17</w:t>
       <w:br/>
       <w:br/>
     </w:r>

--- a/tillsyn/Ornös nordspets tillsynsbegäran.docx
+++ b/tillsyn/Ornös nordspets tillsynsbegäran.docx
@@ -12,7 +12,7 @@
     </w:p>
     <w:p>
       <w:r>
-        <w:t>Denna tillsynsbegäran behandlar höga naturvärden i avverkningsanmälan Ornös nordspets i Haninge kommun som inkom 2026-07-17 och omfattar 450,6 ha.</w:t>
+        <w:t>Denna tillsynsbegäran behandlar höga naturvärden i avverkningsanmälan Ornös nordspets i Haninge kommun som inkom 2026-07-18 och omfattar 450,6 ha.</w:t>
       </w:r>
     </w:p>
     <w:p>
@@ -3318,7 +3318,7 @@
     <w:r>
       <w:tab/>
       <w:tab/>
-      <w:t>2026-07-17</w:t>
+      <w:t>2026-07-18</w:t>
       <w:br/>
       <w:br/>
     </w:r>

--- a/tillsyn/Ornös nordspets tillsynsbegäran.docx
+++ b/tillsyn/Ornös nordspets tillsynsbegäran.docx
@@ -12,7 +12,7 @@
     </w:p>
     <w:p>
       <w:r>
-        <w:t>Denna tillsynsbegäran behandlar höga naturvärden i avverkningsanmälan Ornös nordspets i Haninge kommun som inkom 2026-07-18 och omfattar 450,6 ha.</w:t>
+        <w:t>Denna tillsynsbegäran behandlar höga naturvärden i avverkningsanmälan Ornös nordspets i Haninge kommun som inkom 2026-07-19 och omfattar 450,6 ha.</w:t>
       </w:r>
     </w:p>
     <w:p>
@@ -3318,7 +3318,7 @@
     <w:r>
       <w:tab/>
       <w:tab/>
-      <w:t>2026-07-18</w:t>
+      <w:t>2026-07-19</w:t>
       <w:br/>
       <w:br/>
     </w:r>

--- a/tillsyn/Ornös nordspets tillsynsbegäran.docx
+++ b/tillsyn/Ornös nordspets tillsynsbegäran.docx
@@ -12,7 +12,7 @@
     </w:p>
     <w:p>
       <w:r>
-        <w:t>Denna tillsynsbegäran behandlar höga naturvärden i avverkningsanmälan Ornös nordspets i Haninge kommun som inkom 2026-07-19 och omfattar 450,6 ha.</w:t>
+        <w:t>Denna tillsynsbegäran behandlar höga naturvärden i avverkningsanmälan Ornös nordspets i Haninge kommun som inkom 2026-07-20 och omfattar 450,6 ha.</w:t>
       </w:r>
     </w:p>
     <w:p>
@@ -3318,7 +3318,7 @@
     <w:r>
       <w:tab/>
       <w:tab/>
-      <w:t>2026-07-19</w:t>
+      <w:t>2026-07-20</w:t>
       <w:br/>
       <w:br/>
     </w:r>

--- a/tillsyn/Ornös nordspets tillsynsbegäran.docx
+++ b/tillsyn/Ornös nordspets tillsynsbegäran.docx
@@ -12,7 +12,7 @@
     </w:p>
     <w:p>
       <w:r>
-        <w:t>Denna tillsynsbegäran behandlar höga naturvärden i avverkningsanmälan Ornös nordspets i Haninge kommun som inkom 2026-07-20 och omfattar 450,6 ha.</w:t>
+        <w:t>Denna tillsynsbegäran behandlar höga naturvärden i avverkningsanmälan Ornös nordspets i Haninge kommun som inkom 2026-07-21 och omfattar 450,6 ha.</w:t>
       </w:r>
     </w:p>
     <w:p>
@@ -3318,7 +3318,7 @@
     <w:r>
       <w:tab/>
       <w:tab/>
-      <w:t>2026-07-20</w:t>
+      <w:t>2026-07-21</w:t>
       <w:br/>
       <w:br/>
     </w:r>

--- a/tillsyn/Ornös nordspets tillsynsbegäran.docx
+++ b/tillsyn/Ornös nordspets tillsynsbegäran.docx
@@ -12,7 +12,7 @@
     </w:p>
     <w:p>
       <w:r>
-        <w:t>Denna tillsynsbegäran behandlar höga naturvärden i avverkningsanmälan Ornös nordspets i Haninge kommun som inkom 2026-07-21 och omfattar 450,6 ha.</w:t>
+        <w:t>Denna tillsynsbegäran behandlar höga naturvärden i avverkningsanmälan Ornös nordspets i Haninge kommun som inkom 2026-07-22 och omfattar 450,6 ha.</w:t>
       </w:r>
     </w:p>
     <w:p>
@@ -3318,7 +3318,7 @@
     <w:r>
       <w:tab/>
       <w:tab/>
-      <w:t>2026-07-21</w:t>
+      <w:t>2026-07-22</w:t>
       <w:br/>
       <w:br/>
     </w:r>

--- a/tillsyn/Ornös nordspets tillsynsbegäran.docx
+++ b/tillsyn/Ornös nordspets tillsynsbegäran.docx
@@ -12,7 +12,7 @@
     </w:p>
     <w:p>
       <w:r>
-        <w:t>Denna tillsynsbegäran behandlar höga naturvärden i avverkningsanmälan Ornös nordspets i Haninge kommun som inkom 2026-07-22 och omfattar 450,6 ha.</w:t>
+        <w:t>Denna tillsynsbegäran behandlar höga naturvärden i avverkningsanmälan Ornös nordspets i Haninge kommun som inkom 2026-07-23 och omfattar 450,6 ha.</w:t>
       </w:r>
     </w:p>
     <w:p>
@@ -3318,7 +3318,7 @@
     <w:r>
       <w:tab/>
       <w:tab/>
-      <w:t>2026-07-22</w:t>
+      <w:t>2026-07-23</w:t>
       <w:br/>
       <w:br/>
     </w:r>

--- a/tillsyn/Ornös nordspets tillsynsbegäran.docx
+++ b/tillsyn/Ornös nordspets tillsynsbegäran.docx
@@ -12,7 +12,7 @@
     </w:p>
     <w:p>
       <w:r>
-        <w:t>Denna tillsynsbegäran behandlar höga naturvärden i avverkningsanmälan Ornös nordspets i Haninge kommun som inkom 2026-07-23 och omfattar 450,6 ha.</w:t>
+        <w:t>Denna tillsynsbegäran behandlar höga naturvärden i avverkningsanmälan Ornös nordspets i Haninge kommun som inkom 2026-07-24 och omfattar 450,6 ha.</w:t>
       </w:r>
     </w:p>
     <w:p>
@@ -22,7 +22,7 @@
       <w:r>
         <w:drawing>
           <wp:inline xmlns:a="http://schemas.openxmlformats.org/drawingml/2006/main" xmlns:pic="http://schemas.openxmlformats.org/drawingml/2006/picture">
-            <wp:extent cx="5486400" cy="4407868"/>
+            <wp:extent cx="5486400" cy="4408755"/>
             <wp:docPr id="1" name="Picture 1"/>
             <wp:cNvGraphicFramePr>
               <a:graphicFrameLocks noChangeAspect="1"/>
@@ -43,7 +43,7 @@
                   <pic:spPr>
                     <a:xfrm>
                       <a:off x="0" y="0"/>
-                      <a:ext cx="5486400" cy="4407868"/>
+                      <a:ext cx="5486400" cy="4408755"/>
                     </a:xfrm>
                     <a:prstGeom prst="rect"/>
                   </pic:spPr>
@@ -3318,7 +3318,7 @@
     <w:r>
       <w:tab/>
       <w:tab/>
-      <w:t>2026-07-23</w:t>
+      <w:t>2026-07-24</w:t>
       <w:br/>
       <w:br/>
     </w:r>

--- a/tillsyn/Ornös nordspets tillsynsbegäran.docx
+++ b/tillsyn/Ornös nordspets tillsynsbegäran.docx
@@ -12,7 +12,7 @@
     </w:p>
     <w:p>
       <w:r>
-        <w:t>Denna tillsynsbegäran behandlar höga naturvärden i avverkningsanmälan Ornös nordspets i Haninge kommun som inkom 2026-07-24 och omfattar 450,6 ha.</w:t>
+        <w:t>Denna tillsynsbegäran behandlar höga naturvärden i avverkningsanmälan Ornös nordspets i Haninge kommun som inkom 2026-07-25 och omfattar 450,6 ha.</w:t>
       </w:r>
     </w:p>
     <w:p>
@@ -3318,7 +3318,7 @@
     <w:r>
       <w:tab/>
       <w:tab/>
-      <w:t>2026-07-24</w:t>
+      <w:t>2026-07-25</w:t>
       <w:br/>
       <w:br/>
     </w:r>

--- a/tillsyn/Ornös nordspets tillsynsbegäran.docx
+++ b/tillsyn/Ornös nordspets tillsynsbegäran.docx
@@ -12,7 +12,7 @@
     </w:p>
     <w:p>
       <w:r>
-        <w:t>Denna tillsynsbegäran behandlar höga naturvärden i avverkningsanmälan Ornös nordspets i Haninge kommun som inkom 2026-07-25 och omfattar 450,6 ha.</w:t>
+        <w:t>Denna tillsynsbegäran behandlar höga naturvärden i avverkningsanmälan Ornös nordspets i Haninge kommun som inkom 2026-07-26 och omfattar 450,6 ha.</w:t>
       </w:r>
     </w:p>
     <w:p>
@@ -3318,7 +3318,7 @@
     <w:r>
       <w:tab/>
       <w:tab/>
-      <w:t>2026-07-25</w:t>
+      <w:t>2026-07-26</w:t>
       <w:br/>
       <w:br/>
     </w:r>

--- a/tillsyn/Ornös nordspets tillsynsbegäran.docx
+++ b/tillsyn/Ornös nordspets tillsynsbegäran.docx
@@ -12,7 +12,7 @@
     </w:p>
     <w:p>
       <w:r>
-        <w:t>Denna tillsynsbegäran behandlar höga naturvärden i avverkningsanmälan Ornös nordspets i Haninge kommun som inkom 2026-07-26 och omfattar 450,6 ha.</w:t>
+        <w:t>Denna tillsynsbegäran behandlar höga naturvärden i avverkningsanmälan Ornös nordspets i Haninge kommun som inkom 2026-07-27 och omfattar 450,6 ha.</w:t>
       </w:r>
     </w:p>
     <w:p>
@@ -3318,7 +3318,7 @@
     <w:r>
       <w:tab/>
       <w:tab/>
-      <w:t>2026-07-26</w:t>
+      <w:t>2026-07-27</w:t>
       <w:br/>
       <w:br/>
     </w:r>

--- a/tillsyn/Ornös nordspets tillsynsbegäran.docx
+++ b/tillsyn/Ornös nordspets tillsynsbegäran.docx
@@ -12,7 +12,7 @@
     </w:p>
     <w:p>
       <w:r>
-        <w:t>Denna tillsynsbegäran behandlar höga naturvärden i avverkningsanmälan Ornös nordspets i Haninge kommun som inkom 2026-07-27 och omfattar 450,6 ha.</w:t>
+        <w:t>Denna tillsynsbegäran behandlar höga naturvärden i avverkningsanmälan Ornös nordspets i Haninge kommun som inkom 2026-07-28 och omfattar 450,6 ha.</w:t>
       </w:r>
     </w:p>
     <w:p>
@@ -3318,7 +3318,7 @@
     <w:r>
       <w:tab/>
       <w:tab/>
-      <w:t>2026-07-27</w:t>
+      <w:t>2026-07-28</w:t>
       <w:br/>
       <w:br/>
     </w:r>

--- a/tillsyn/Ornös nordspets tillsynsbegäran.docx
+++ b/tillsyn/Ornös nordspets tillsynsbegäran.docx
@@ -12,7 +12,7 @@
     </w:p>
     <w:p>
       <w:r>
-        <w:t>Denna tillsynsbegäran behandlar höga naturvärden i avverkningsanmälan Ornös nordspets i Haninge kommun som inkom 2026-07-28 och omfattar 450,6 ha.</w:t>
+        <w:t>Denna tillsynsbegäran behandlar höga naturvärden i avverkningsanmälan Ornös nordspets i Haninge kommun som inkom 2026-07-29 och omfattar 450,6 ha.</w:t>
       </w:r>
     </w:p>
     <w:p>
@@ -3318,7 +3318,7 @@
     <w:r>
       <w:tab/>
       <w:tab/>
-      <w:t>2026-07-28</w:t>
+      <w:t>2026-07-29</w:t>
       <w:br/>
       <w:br/>
     </w:r>

--- a/tillsyn/Ornös nordspets tillsynsbegäran.docx
+++ b/tillsyn/Ornös nordspets tillsynsbegäran.docx
@@ -12,7 +12,7 @@
     </w:p>
     <w:p>
       <w:r>
-        <w:t>Denna tillsynsbegäran behandlar höga naturvärden i avverkningsanmälan Ornös nordspets i Haninge kommun som inkom 2026-07-29 och omfattar 450,6 ha.</w:t>
+        <w:t>Denna tillsynsbegäran behandlar höga naturvärden i avverkningsanmälan Ornös nordspets i Haninge kommun som inkom 2026-07-30 och omfattar 450,6 ha.</w:t>
       </w:r>
     </w:p>
     <w:p>
@@ -22,7 +22,7 @@
       <w:r>
         <w:drawing>
           <wp:inline xmlns:a="http://schemas.openxmlformats.org/drawingml/2006/main" xmlns:pic="http://schemas.openxmlformats.org/drawingml/2006/picture">
-            <wp:extent cx="5486400" cy="4408755"/>
+            <wp:extent cx="5486400" cy="4419257"/>
             <wp:docPr id="1" name="Picture 1"/>
             <wp:cNvGraphicFramePr>
               <a:graphicFrameLocks noChangeAspect="1"/>
@@ -43,7 +43,7 @@
                   <pic:spPr>
                     <a:xfrm>
                       <a:off x="0" y="0"/>
-                      <a:ext cx="5486400" cy="4408755"/>
+                      <a:ext cx="5486400" cy="4419257"/>
                     </a:xfrm>
                     <a:prstGeom prst="rect"/>
                   </pic:spPr>
@@ -3318,7 +3318,7 @@
     <w:r>
       <w:tab/>
       <w:tab/>
-      <w:t>2026-07-29</w:t>
+      <w:t>2026-07-30</w:t>
       <w:br/>
       <w:br/>
     </w:r>

--- a/tillsyn/Ornös nordspets tillsynsbegäran.docx
+++ b/tillsyn/Ornös nordspets tillsynsbegäran.docx
@@ -12,7 +12,7 @@
     </w:p>
     <w:p>
       <w:r>
-        <w:t>Denna tillsynsbegäran behandlar höga naturvärden i avverkningsanmälan Ornös nordspets i Haninge kommun som inkom 2026-07-30 och omfattar 450,6 ha.</w:t>
+        <w:t>Denna tillsynsbegäran behandlar höga naturvärden i avverkningsanmälan Ornös nordspets i Haninge kommun som inkom 2026-07-31 och omfattar 450,6 ha.</w:t>
       </w:r>
     </w:p>
     <w:p>
@@ -22,7 +22,7 @@
       <w:r>
         <w:drawing>
           <wp:inline xmlns:a="http://schemas.openxmlformats.org/drawingml/2006/main" xmlns:pic="http://schemas.openxmlformats.org/drawingml/2006/picture">
-            <wp:extent cx="5486400" cy="4419257"/>
+            <wp:extent cx="5486400" cy="4420131"/>
             <wp:docPr id="1" name="Picture 1"/>
             <wp:cNvGraphicFramePr>
               <a:graphicFrameLocks noChangeAspect="1"/>
@@ -43,7 +43,7 @@
                   <pic:spPr>
                     <a:xfrm>
                       <a:off x="0" y="0"/>
-                      <a:ext cx="5486400" cy="4419257"/>
+                      <a:ext cx="5486400" cy="4420131"/>
                     </a:xfrm>
                     <a:prstGeom prst="rect"/>
                   </pic:spPr>
@@ -3318,7 +3318,7 @@
     <w:r>
       <w:tab/>
       <w:tab/>
-      <w:t>2026-07-30</w:t>
+      <w:t>2026-07-31</w:t>
       <w:br/>
       <w:br/>
     </w:r>

--- a/tillsyn/Ornös nordspets tillsynsbegäran.docx
+++ b/tillsyn/Ornös nordspets tillsynsbegäran.docx
@@ -12,7 +12,7 @@
     </w:p>
     <w:p>
       <w:r>
-        <w:t>Denna tillsynsbegäran behandlar höga naturvärden i avverkningsanmälan Ornös nordspets i Haninge kommun som inkom 2026-07-31 och omfattar 450,6 ha.</w:t>
+        <w:t>Denna tillsynsbegäran behandlar höga naturvärden i avverkningsanmälan Ornös nordspets i Haninge kommun som inkom 2026-08-01 och omfattar 450,6 ha.</w:t>
       </w:r>
     </w:p>
     <w:p>
@@ -3318,7 +3318,7 @@
     <w:r>
       <w:tab/>
       <w:tab/>
-      <w:t>2026-07-31</w:t>
+      <w:t>2026-08-01</w:t>
       <w:br/>
       <w:br/>
     </w:r>

--- a/tillsyn/Ornös nordspets tillsynsbegäran.docx
+++ b/tillsyn/Ornös nordspets tillsynsbegäran.docx
@@ -12,7 +12,7 @@
     </w:p>
     <w:p>
       <w:r>
-        <w:t>Denna tillsynsbegäran behandlar höga naturvärden i avverkningsanmälan Ornös nordspets i Haninge kommun som inkom 2026-08-01 och omfattar 450,6 ha.</w:t>
+        <w:t>Denna tillsynsbegäran behandlar höga naturvärden i avverkningsanmälan Ornös nordspets i Haninge kommun som inkom 2026-08-02 och omfattar 450,6 ha.</w:t>
       </w:r>
     </w:p>
     <w:p>
@@ -3318,7 +3318,7 @@
     <w:r>
       <w:tab/>
       <w:tab/>
-      <w:t>2026-08-01</w:t>
+      <w:t>2026-08-02</w:t>
       <w:br/>
       <w:br/>
     </w:r>

--- a/tillsyn/Ornös nordspets tillsynsbegäran.docx
+++ b/tillsyn/Ornös nordspets tillsynsbegäran.docx
@@ -12,7 +12,7 @@
     </w:p>
     <w:p>
       <w:r>
-        <w:t>Denna tillsynsbegäran behandlar höga naturvärden i avverkningsanmälan Ornös nordspets i Haninge kommun som inkom 2026-08-02 och omfattar 450,6 ha.</w:t>
+        <w:t>Denna tillsynsbegäran behandlar höga naturvärden i avverkningsanmälan Ornös nordspets i Haninge kommun som inkom 2026-08-03 och omfattar 450,6 ha.</w:t>
       </w:r>
     </w:p>
     <w:p>
@@ -3318,7 +3318,7 @@
     <w:r>
       <w:tab/>
       <w:tab/>
-      <w:t>2026-08-02</w:t>
+      <w:t>2026-08-03</w:t>
       <w:br/>
       <w:br/>
     </w:r>

--- a/tillsyn/Ornös nordspets tillsynsbegäran.docx
+++ b/tillsyn/Ornös nordspets tillsynsbegäran.docx
@@ -12,7 +12,7 @@
     </w:p>
     <w:p>
       <w:r>
-        <w:t>Denna tillsynsbegäran behandlar höga naturvärden i avverkningsanmälan Ornös nordspets i Haninge kommun som inkom 2026-08-03 och omfattar 450,6 ha.</w:t>
+        <w:t>Denna tillsynsbegäran behandlar höga naturvärden i avverkningsanmälan Ornös nordspets i Haninge kommun som inkom 2026-08-06 och omfattar 450,6 ha.</w:t>
       </w:r>
     </w:p>
     <w:p>
@@ -3318,7 +3318,7 @@
     <w:r>
       <w:tab/>
       <w:tab/>
-      <w:t>2026-08-03</w:t>
+      <w:t>2026-08-06</w:t>
       <w:br/>
       <w:br/>
     </w:r>

--- a/tillsyn/Ornös nordspets tillsynsbegäran.docx
+++ b/tillsyn/Ornös nordspets tillsynsbegäran.docx
@@ -12,7 +12,7 @@
     </w:p>
     <w:p>
       <w:r>
-        <w:t>Denna tillsynsbegäran behandlar höga naturvärden i avverkningsanmälan Ornös nordspets i Haninge kommun som inkom 2026-08-06 och omfattar 450,6 ha.</w:t>
+        <w:t>Denna tillsynsbegäran behandlar höga naturvärden i avverkningsanmälan Ornös nordspets i Haninge kommun som inkom 2026-08-07 och omfattar 450,6 ha.</w:t>
       </w:r>
     </w:p>
     <w:p>
@@ -22,7 +22,7 @@
       <w:r>
         <w:drawing>
           <wp:inline xmlns:a="http://schemas.openxmlformats.org/drawingml/2006/main" xmlns:pic="http://schemas.openxmlformats.org/drawingml/2006/picture">
-            <wp:extent cx="5486400" cy="4420131"/>
+            <wp:extent cx="5486400" cy="4419257"/>
             <wp:docPr id="1" name="Picture 1"/>
             <wp:cNvGraphicFramePr>
               <a:graphicFrameLocks noChangeAspect="1"/>
@@ -43,7 +43,7 @@
                   <pic:spPr>
                     <a:xfrm>
                       <a:off x="0" y="0"/>
-                      <a:ext cx="5486400" cy="4420131"/>
+                      <a:ext cx="5486400" cy="4419257"/>
                     </a:xfrm>
                     <a:prstGeom prst="rect"/>
                   </pic:spPr>
@@ -3318,7 +3318,7 @@
     <w:r>
       <w:tab/>
       <w:tab/>
-      <w:t>2026-08-06</w:t>
+      <w:t>2026-08-07</w:t>
       <w:br/>
       <w:br/>
     </w:r>

--- a/tillsyn/Ornös nordspets tillsynsbegäran.docx
+++ b/tillsyn/Ornös nordspets tillsynsbegäran.docx
@@ -12,7 +12,7 @@
     </w:p>
     <w:p>
       <w:r>
-        <w:t>Denna tillsynsbegäran behandlar höga naturvärden i avverkningsanmälan Ornös nordspets i Haninge kommun som inkom 2026-08-07 och omfattar 450,6 ha.</w:t>
+        <w:t>Denna tillsynsbegäran behandlar höga naturvärden i avverkningsanmälan Ornös nordspets i Haninge kommun som inkom 2026-08-08 och omfattar 450,6 ha.</w:t>
       </w:r>
     </w:p>
     <w:p>
@@ -22,7 +22,7 @@
       <w:r>
         <w:drawing>
           <wp:inline xmlns:a="http://schemas.openxmlformats.org/drawingml/2006/main" xmlns:pic="http://schemas.openxmlformats.org/drawingml/2006/picture">
-            <wp:extent cx="5486400" cy="4419257"/>
+            <wp:extent cx="5486400" cy="4420131"/>
             <wp:docPr id="1" name="Picture 1"/>
             <wp:cNvGraphicFramePr>
               <a:graphicFrameLocks noChangeAspect="1"/>
@@ -43,7 +43,7 @@
                   <pic:spPr>
                     <a:xfrm>
                       <a:off x="0" y="0"/>
-                      <a:ext cx="5486400" cy="4419257"/>
+                      <a:ext cx="5486400" cy="4420131"/>
                     </a:xfrm>
                     <a:prstGeom prst="rect"/>
                   </pic:spPr>
@@ -3318,7 +3318,7 @@
     <w:r>
       <w:tab/>
       <w:tab/>
-      <w:t>2026-08-07</w:t>
+      <w:t>2026-08-08</w:t>
       <w:br/>
       <w:br/>
     </w:r>

--- a/tillsyn/Ornös nordspets tillsynsbegäran.docx
+++ b/tillsyn/Ornös nordspets tillsynsbegäran.docx
@@ -12,7 +12,7 @@
     </w:p>
     <w:p>
       <w:r>
-        <w:t>Denna tillsynsbegäran behandlar höga naturvärden i avverkningsanmälan Ornös nordspets i Haninge kommun som inkom 2026-08-08 och omfattar 450,6 ha.</w:t>
+        <w:t>Denna tillsynsbegäran behandlar höga naturvärden i avverkningsanmälan Ornös nordspets i Haninge kommun som inkom 2026-08-09 och omfattar 450,6 ha.</w:t>
       </w:r>
     </w:p>
     <w:p>
@@ -3318,7 +3318,7 @@
     <w:r>
       <w:tab/>
       <w:tab/>
-      <w:t>2026-08-08</w:t>
+      <w:t>2026-08-09</w:t>
       <w:br/>
       <w:br/>
     </w:r>

--- a/tillsyn/Ornös nordspets tillsynsbegäran.docx
+++ b/tillsyn/Ornös nordspets tillsynsbegäran.docx
@@ -12,7 +12,7 @@
     </w:p>
     <w:p>
       <w:r>
-        <w:t>Denna tillsynsbegäran behandlar höga naturvärden i avverkningsanmälan Ornös nordspets i Haninge kommun som inkom 2026-08-09 och omfattar 450,6 ha.</w:t>
+        <w:t>Denna tillsynsbegäran behandlar höga naturvärden i avverkningsanmälan Ornös nordspets i Haninge kommun som inkom 2026-08-10 och omfattar 450,6 ha.</w:t>
       </w:r>
     </w:p>
     <w:p>
@@ -3318,7 +3318,7 @@
     <w:r>
       <w:tab/>
       <w:tab/>
-      <w:t>2026-08-09</w:t>
+      <w:t>2026-08-10</w:t>
       <w:br/>
       <w:br/>
     </w:r>

--- a/tillsyn/Ornös nordspets tillsynsbegäran.docx
+++ b/tillsyn/Ornös nordspets tillsynsbegäran.docx
@@ -12,7 +12,7 @@
     </w:p>
     <w:p>
       <w:r>
-        <w:t>Denna tillsynsbegäran behandlar höga naturvärden i avverkningsanmälan Ornös nordspets i Haninge kommun som inkom 2026-08-10 och omfattar 450,6 ha.</w:t>
+        <w:t>Denna tillsynsbegäran behandlar höga naturvärden i avverkningsanmälan Ornös nordspets i Haninge kommun som inkom 2026-08-11 och omfattar 450,6 ha.</w:t>
       </w:r>
     </w:p>
     <w:p>
@@ -3318,7 +3318,7 @@
     <w:r>
       <w:tab/>
       <w:tab/>
-      <w:t>2026-08-10</w:t>
+      <w:t>2026-08-11</w:t>
       <w:br/>
       <w:br/>
     </w:r>

--- a/tillsyn/Ornös nordspets tillsynsbegäran.docx
+++ b/tillsyn/Ornös nordspets tillsynsbegäran.docx
@@ -12,7 +12,7 @@
     </w:p>
     <w:p>
       <w:r>
-        <w:t>Denna tillsynsbegäran behandlar höga naturvärden i avverkningsanmälan Ornös nordspets i Haninge kommun som inkom 2026-08-11 och omfattar 450,6 ha.</w:t>
+        <w:t>Denna tillsynsbegäran behandlar höga naturvärden i avverkningsanmälan Ornös nordspets i Haninge kommun som inkom 2026-08-12 och omfattar 450,6 ha.</w:t>
       </w:r>
     </w:p>
     <w:p>
@@ -22,7 +22,7 @@
       <w:r>
         <w:drawing>
           <wp:inline xmlns:a="http://schemas.openxmlformats.org/drawingml/2006/main" xmlns:pic="http://schemas.openxmlformats.org/drawingml/2006/picture">
-            <wp:extent cx="5486400" cy="4420131"/>
+            <wp:extent cx="5486400" cy="4419257"/>
             <wp:docPr id="1" name="Picture 1"/>
             <wp:cNvGraphicFramePr>
               <a:graphicFrameLocks noChangeAspect="1"/>
@@ -43,7 +43,7 @@
                   <pic:spPr>
                     <a:xfrm>
                       <a:off x="0" y="0"/>
-                      <a:ext cx="5486400" cy="4420131"/>
+                      <a:ext cx="5486400" cy="4419257"/>
                     </a:xfrm>
                     <a:prstGeom prst="rect"/>
                   </pic:spPr>
@@ -3318,7 +3318,7 @@
     <w:r>
       <w:tab/>
       <w:tab/>
-      <w:t>2026-08-11</w:t>
+      <w:t>2026-08-12</w:t>
       <w:br/>
       <w:br/>
     </w:r>

--- a/tillsyn/Ornös nordspets tillsynsbegäran.docx
+++ b/tillsyn/Ornös nordspets tillsynsbegäran.docx
@@ -12,7 +12,7 @@
     </w:p>
     <w:p>
       <w:r>
-        <w:t>Denna tillsynsbegäran behandlar höga naturvärden i avverkningsanmälan Ornös nordspets i Haninge kommun som inkom 2026-08-12 och omfattar 450,6 ha.</w:t>
+        <w:t>Denna tillsynsbegäran behandlar höga naturvärden i avverkningsanmälan Ornös nordspets i Haninge kommun som inkom 2026-08-13 och omfattar 450,6 ha.</w:t>
       </w:r>
     </w:p>
     <w:p>
@@ -22,7 +22,7 @@
       <w:r>
         <w:drawing>
           <wp:inline xmlns:a="http://schemas.openxmlformats.org/drawingml/2006/main" xmlns:pic="http://schemas.openxmlformats.org/drawingml/2006/picture">
-            <wp:extent cx="5486400" cy="4419257"/>
+            <wp:extent cx="5486400" cy="4420131"/>
             <wp:docPr id="1" name="Picture 1"/>
             <wp:cNvGraphicFramePr>
               <a:graphicFrameLocks noChangeAspect="1"/>
@@ -43,7 +43,7 @@
                   <pic:spPr>
                     <a:xfrm>
                       <a:off x="0" y="0"/>
-                      <a:ext cx="5486400" cy="4419257"/>
+                      <a:ext cx="5486400" cy="4420131"/>
                     </a:xfrm>
                     <a:prstGeom prst="rect"/>
                   </pic:spPr>
@@ -3318,7 +3318,7 @@
     <w:r>
       <w:tab/>
       <w:tab/>
-      <w:t>2026-08-12</w:t>
+      <w:t>2026-08-13</w:t>
       <w:br/>
       <w:br/>
     </w:r>

--- a/tillsyn/Ornös nordspets tillsynsbegäran.docx
+++ b/tillsyn/Ornös nordspets tillsynsbegäran.docx
@@ -12,7 +12,7 @@
     </w:p>
     <w:p>
       <w:r>
-        <w:t>Denna tillsynsbegäran behandlar höga naturvärden i avverkningsanmälan Ornös nordspets i Haninge kommun som inkom 2026-08-13 och omfattar 450,6 ha.</w:t>
+        <w:t>Denna tillsynsbegäran behandlar höga naturvärden i avverkningsanmälan Ornös nordspets i Haninge kommun som inkom 2026-08-14 och omfattar 450,6 ha.</w:t>
       </w:r>
     </w:p>
     <w:p>
@@ -22,7 +22,7 @@
       <w:r>
         <w:drawing>
           <wp:inline xmlns:a="http://schemas.openxmlformats.org/drawingml/2006/main" xmlns:pic="http://schemas.openxmlformats.org/drawingml/2006/picture">
-            <wp:extent cx="5486400" cy="4420131"/>
+            <wp:extent cx="5486400" cy="4407868"/>
             <wp:docPr id="1" name="Picture 1"/>
             <wp:cNvGraphicFramePr>
               <a:graphicFrameLocks noChangeAspect="1"/>
@@ -43,7 +43,7 @@
                   <pic:spPr>
                     <a:xfrm>
                       <a:off x="0" y="0"/>
-                      <a:ext cx="5486400" cy="4420131"/>
+                      <a:ext cx="5486400" cy="4407868"/>
                     </a:xfrm>
                     <a:prstGeom prst="rect"/>
                   </pic:spPr>
@@ -3318,7 +3318,7 @@
     <w:r>
       <w:tab/>
       <w:tab/>
-      <w:t>2026-08-13</w:t>
+      <w:t>2026-08-14</w:t>
       <w:br/>
       <w:br/>
     </w:r>

--- a/tillsyn/Ornös nordspets tillsynsbegäran.docx
+++ b/tillsyn/Ornös nordspets tillsynsbegäran.docx
@@ -12,7 +12,7 @@
     </w:p>
     <w:p>
       <w:r>
-        <w:t>Denna tillsynsbegäran behandlar höga naturvärden i avverkningsanmälan Ornös nordspets i Haninge kommun som inkom 2026-08-14 och omfattar 450,6 ha.</w:t>
+        <w:t>Denna tillsynsbegäran behandlar höga naturvärden i avverkningsanmälan Ornös nordspets i Haninge kommun som inkom 2026-08-15 och omfattar 450,6 ha.</w:t>
       </w:r>
     </w:p>
     <w:p>
@@ -22,7 +22,7 @@
       <w:r>
         <w:drawing>
           <wp:inline xmlns:a="http://schemas.openxmlformats.org/drawingml/2006/main" xmlns:pic="http://schemas.openxmlformats.org/drawingml/2006/picture">
-            <wp:extent cx="5486400" cy="4407868"/>
+            <wp:extent cx="5486400" cy="4420131"/>
             <wp:docPr id="1" name="Picture 1"/>
             <wp:cNvGraphicFramePr>
               <a:graphicFrameLocks noChangeAspect="1"/>
@@ -43,7 +43,7 @@
                   <pic:spPr>
                     <a:xfrm>
                       <a:off x="0" y="0"/>
-                      <a:ext cx="5486400" cy="4407868"/>
+                      <a:ext cx="5486400" cy="4420131"/>
                     </a:xfrm>
                     <a:prstGeom prst="rect"/>
                   </pic:spPr>
@@ -60,7 +60,7 @@
         <w:spacing w:after="240"/>
       </w:pPr>
       <w:r>
-        <w:t>Figur 1. Fyndplatser för naturvårdsarter i och inom 21 meter från avverkningsanmälan. Markörer utan svart kant är placerade på fyndplatsen. Markörer med svart kant är placerade vid sidan av fyndplatsen har ett svart streck som visar fyndplatsens exakta position. Kartans mittpunktskoordinat är N 6557410, E 698448 i SWEREF 99 TM.</w:t>
+        <w:t>Figur 1. Fyndplatser för naturvårdsarter i och inom 21 meter från avverkningsanmälan. Markörer utan svart kant är placerade på fyndplatsen. Markörer med svart kant är placerade vid sidan av fyndplatsen och har ett svart streck som visar fyndplatsens exakta position. Kartans mittpunktskoordinat är N 6557410, E 698448 i SWEREF 99 TM.</w:t>
       </w:r>
     </w:p>
     <w:p>
@@ -3318,7 +3318,7 @@
     <w:r>
       <w:tab/>
       <w:tab/>
-      <w:t>2026-08-14</w:t>
+      <w:t>2026-08-15</w:t>
       <w:br/>
       <w:br/>
     </w:r>

--- a/tillsyn/Ornös nordspets tillsynsbegäran.docx
+++ b/tillsyn/Ornös nordspets tillsynsbegäran.docx
@@ -12,7 +12,7 @@
     </w:p>
     <w:p>
       <w:r>
-        <w:t>Denna tillsynsbegäran behandlar höga naturvärden i avverkningsanmälan Ornös nordspets i Haninge kommun som inkom 2026-08-15 och omfattar 450,6 ha.</w:t>
+        <w:t>Denna tillsynsbegäran behandlar höga naturvärden i avverkningsanmälan Ornös nordspets i Haninge kommun som inkom 2026-08-16 och omfattar 450,6 ha.</w:t>
       </w:r>
     </w:p>
     <w:p>
@@ -3318,7 +3318,7 @@
     <w:r>
       <w:tab/>
       <w:tab/>
-      <w:t>2026-08-15</w:t>
+      <w:t>2026-08-16</w:t>
       <w:br/>
       <w:br/>
     </w:r>

--- a/tillsyn/Ornös nordspets tillsynsbegäran.docx
+++ b/tillsyn/Ornös nordspets tillsynsbegäran.docx
@@ -12,7 +12,7 @@
     </w:p>
     <w:p>
       <w:r>
-        <w:t>Denna tillsynsbegäran behandlar höga naturvärden i avverkningsanmälan Ornös nordspets i Haninge kommun som inkom 2026-08-16 och omfattar 450,6 ha.</w:t>
+        <w:t>Denna tillsynsbegäran behandlar höga naturvärden i avverkningsanmälan Ornös nordspets i Haninge kommun som inkom 2026-08-17 och omfattar 450,6 ha.</w:t>
       </w:r>
     </w:p>
     <w:p>
@@ -22,7 +22,7 @@
       <w:r>
         <w:drawing>
           <wp:inline xmlns:a="http://schemas.openxmlformats.org/drawingml/2006/main" xmlns:pic="http://schemas.openxmlformats.org/drawingml/2006/picture">
-            <wp:extent cx="5486400" cy="4420131"/>
+            <wp:extent cx="5486400" cy="4419257"/>
             <wp:docPr id="1" name="Picture 1"/>
             <wp:cNvGraphicFramePr>
               <a:graphicFrameLocks noChangeAspect="1"/>
@@ -43,7 +43,7 @@
                   <pic:spPr>
                     <a:xfrm>
                       <a:off x="0" y="0"/>
-                      <a:ext cx="5486400" cy="4420131"/>
+                      <a:ext cx="5486400" cy="4419257"/>
                     </a:xfrm>
                     <a:prstGeom prst="rect"/>
                   </pic:spPr>
@@ -3318,7 +3318,7 @@
     <w:r>
       <w:tab/>
       <w:tab/>
-      <w:t>2026-08-16</w:t>
+      <w:t>2026-08-17</w:t>
       <w:br/>
       <w:br/>
     </w:r>

--- a/tillsyn/Ornös nordspets tillsynsbegäran.docx
+++ b/tillsyn/Ornös nordspets tillsynsbegäran.docx
@@ -12,7 +12,7 @@
     </w:p>
     <w:p>
       <w:r>
-        <w:t>Denna tillsynsbegäran behandlar höga naturvärden i avverkningsanmälan Ornös nordspets i Haninge kommun som inkom 2026-08-17 och omfattar 450,6 ha.</w:t>
+        <w:t>Denna tillsynsbegäran behandlar höga naturvärden i avverkningsanmälan Ornös nordspets i Haninge kommun som inkom 2026-08-18 och omfattar 450,6 ha.</w:t>
       </w:r>
     </w:p>
     <w:p>
@@ -22,7 +22,7 @@
       <w:r>
         <w:drawing>
           <wp:inline xmlns:a="http://schemas.openxmlformats.org/drawingml/2006/main" xmlns:pic="http://schemas.openxmlformats.org/drawingml/2006/picture">
-            <wp:extent cx="5486400" cy="4419257"/>
+            <wp:extent cx="5486400" cy="4420131"/>
             <wp:docPr id="1" name="Picture 1"/>
             <wp:cNvGraphicFramePr>
               <a:graphicFrameLocks noChangeAspect="1"/>
@@ -43,7 +43,7 @@
                   <pic:spPr>
                     <a:xfrm>
                       <a:off x="0" y="0"/>
-                      <a:ext cx="5486400" cy="4419257"/>
+                      <a:ext cx="5486400" cy="4420131"/>
                     </a:xfrm>
                     <a:prstGeom prst="rect"/>
                   </pic:spPr>
@@ -3318,7 +3318,7 @@
     <w:r>
       <w:tab/>
       <w:tab/>
-      <w:t>2026-08-17</w:t>
+      <w:t>2026-08-18</w:t>
       <w:br/>
       <w:br/>
     </w:r>

--- a/tillsyn/Ornös nordspets tillsynsbegäran.docx
+++ b/tillsyn/Ornös nordspets tillsynsbegäran.docx
@@ -12,7 +12,7 @@
     </w:p>
     <w:p>
       <w:r>
-        <w:t>Denna tillsynsbegäran behandlar höga naturvärden i avverkningsanmälan Ornös nordspets i Haninge kommun som inkom 2026-08-18 och omfattar 450,6 ha.</w:t>
+        <w:t>Denna tillsynsbegäran behandlar höga naturvärden i avverkningsanmälan Ornös nordspets i Haninge kommun som inkom 2026-08-19 och omfattar 450,6 ha.</w:t>
       </w:r>
     </w:p>
     <w:p>
@@ -3318,7 +3318,7 @@
     <w:r>
       <w:tab/>
       <w:tab/>
-      <w:t>2026-08-18</w:t>
+      <w:t>2026-08-19</w:t>
       <w:br/>
       <w:br/>
     </w:r>

--- a/tillsyn/Ornös nordspets tillsynsbegäran.docx
+++ b/tillsyn/Ornös nordspets tillsynsbegäran.docx
@@ -12,7 +12,7 @@
     </w:p>
     <w:p>
       <w:r>
-        <w:t>Denna tillsynsbegäran behandlar höga naturvärden i avverkningsanmälan Ornös nordspets i Haninge kommun som inkom 2026-08-19 och omfattar 450,6 ha.</w:t>
+        <w:t>Denna tillsynsbegäran behandlar höga naturvärden i avverkningsanmälan Ornös nordspets i Haninge kommun som inkom 2026-08-20 och omfattar 450,6 ha.</w:t>
       </w:r>
     </w:p>
     <w:p>
@@ -3318,7 +3318,7 @@
     <w:r>
       <w:tab/>
       <w:tab/>
-      <w:t>2026-08-19</w:t>
+      <w:t>2026-08-20</w:t>
       <w:br/>
       <w:br/>
     </w:r>

--- a/tillsyn/Ornös nordspets tillsynsbegäran.docx
+++ b/tillsyn/Ornös nordspets tillsynsbegäran.docx
@@ -12,7 +12,7 @@
     </w:p>
     <w:p>
       <w:r>
-        <w:t>Denna tillsynsbegäran behandlar höga naturvärden i avverkningsanmälan Ornös nordspets i Haninge kommun som inkom 2026-08-20 och omfattar 450,6 ha.</w:t>
+        <w:t>Denna tillsynsbegäran behandlar höga naturvärden i avverkningsanmälan Ornös nordspets i Haninge kommun som inkom 2026-08-21 och omfattar 450,6 ha.</w:t>
       </w:r>
     </w:p>
     <w:p>
@@ -3318,7 +3318,7 @@
     <w:r>
       <w:tab/>
       <w:tab/>
-      <w:t>2026-08-20</w:t>
+      <w:t>2026-08-21</w:t>
       <w:br/>
       <w:br/>
     </w:r>

--- a/tillsyn/Ornös nordspets tillsynsbegäran.docx
+++ b/tillsyn/Ornös nordspets tillsynsbegäran.docx
@@ -12,7 +12,7 @@
     </w:p>
     <w:p>
       <w:r>
-        <w:t>Denna tillsynsbegäran behandlar höga naturvärden i avverkningsanmälan Ornös nordspets i Haninge kommun som inkom 2026-08-21 och omfattar 450,6 ha.</w:t>
+        <w:t>Denna tillsynsbegäran behandlar höga naturvärden i avverkningsanmälan Ornös nordspets i Haninge kommun som inkom 2026-08-22 och omfattar 450,6 ha.</w:t>
       </w:r>
     </w:p>
     <w:p>
@@ -22,7 +22,7 @@
       <w:r>
         <w:drawing>
           <wp:inline xmlns:a="http://schemas.openxmlformats.org/drawingml/2006/main" xmlns:pic="http://schemas.openxmlformats.org/drawingml/2006/picture">
-            <wp:extent cx="5486400" cy="4420131"/>
+            <wp:extent cx="5486400" cy="4419257"/>
             <wp:docPr id="1" name="Picture 1"/>
             <wp:cNvGraphicFramePr>
               <a:graphicFrameLocks noChangeAspect="1"/>
@@ -43,7 +43,7 @@
                   <pic:spPr>
                     <a:xfrm>
                       <a:off x="0" y="0"/>
-                      <a:ext cx="5486400" cy="4420131"/>
+                      <a:ext cx="5486400" cy="4419257"/>
                     </a:xfrm>
                     <a:prstGeom prst="rect"/>
                   </pic:spPr>
@@ -3318,7 +3318,7 @@
     <w:r>
       <w:tab/>
       <w:tab/>
-      <w:t>2026-08-21</w:t>
+      <w:t>2026-08-22</w:t>
       <w:br/>
       <w:br/>
     </w:r>

--- a/tillsyn/Ornös nordspets tillsynsbegäran.docx
+++ b/tillsyn/Ornös nordspets tillsynsbegäran.docx
@@ -12,7 +12,7 @@
     </w:p>
     <w:p>
       <w:r>
-        <w:t>Denna tillsynsbegäran behandlar höga naturvärden i avverkningsanmälan Ornös nordspets i Haninge kommun som inkom 2026-08-22 och omfattar 450,6 ha.</w:t>
+        <w:t>Denna tillsynsbegäran behandlar höga naturvärden i avverkningsanmälan Ornös nordspets i Haninge kommun som inkom 2026-08-23 och omfattar 450,6 ha.</w:t>
       </w:r>
     </w:p>
     <w:p>
@@ -22,7 +22,7 @@
       <w:r>
         <w:drawing>
           <wp:inline xmlns:a="http://schemas.openxmlformats.org/drawingml/2006/main" xmlns:pic="http://schemas.openxmlformats.org/drawingml/2006/picture">
-            <wp:extent cx="5486400" cy="4419257"/>
+            <wp:extent cx="5486400" cy="4420131"/>
             <wp:docPr id="1" name="Picture 1"/>
             <wp:cNvGraphicFramePr>
               <a:graphicFrameLocks noChangeAspect="1"/>
@@ -43,7 +43,7 @@
                   <pic:spPr>
                     <a:xfrm>
                       <a:off x="0" y="0"/>
-                      <a:ext cx="5486400" cy="4419257"/>
+                      <a:ext cx="5486400" cy="4420131"/>
                     </a:xfrm>
                     <a:prstGeom prst="rect"/>
                   </pic:spPr>
@@ -3318,7 +3318,7 @@
     <w:r>
       <w:tab/>
       <w:tab/>
-      <w:t>2026-08-22</w:t>
+      <w:t>2026-08-23</w:t>
       <w:br/>
       <w:br/>
     </w:r>

--- a/tillsyn/Ornös nordspets tillsynsbegäran.docx
+++ b/tillsyn/Ornös nordspets tillsynsbegäran.docx
@@ -12,7 +12,7 @@
     </w:p>
     <w:p>
       <w:r>
-        <w:t>Denna tillsynsbegäran behandlar höga naturvärden i avverkningsanmälan Ornös nordspets i Haninge kommun som inkom 2026-08-23 och omfattar 450,6 ha.</w:t>
+        <w:t>Denna tillsynsbegäran behandlar höga naturvärden i avverkningsanmälan Ornös nordspets i Haninge kommun som inkom 2026-08-24 och omfattar 450,6 ha.</w:t>
       </w:r>
     </w:p>
     <w:p>
@@ -3318,7 +3318,7 @@
     <w:r>
       <w:tab/>
       <w:tab/>
-      <w:t>2026-08-23</w:t>
+      <w:t>2026-08-24</w:t>
       <w:br/>
       <w:br/>
     </w:r>

--- a/tillsyn/Ornös nordspets tillsynsbegäran.docx
+++ b/tillsyn/Ornös nordspets tillsynsbegäran.docx
@@ -12,7 +12,7 @@
     </w:p>
     <w:p>
       <w:r>
-        <w:t>Denna tillsynsbegäran behandlar höga naturvärden i avverkningsanmälan Ornös nordspets i Haninge kommun som inkom 2026-08-24 och omfattar 450,6 ha.</w:t>
+        <w:t>Denna tillsynsbegäran behandlar höga naturvärden i avverkningsanmälan Ornös nordspets i Haninge kommun som inkom 2026-08-25 och omfattar 450,6 ha.</w:t>
       </w:r>
     </w:p>
     <w:p>
@@ -3318,7 +3318,7 @@
     <w:r>
       <w:tab/>
       <w:tab/>
-      <w:t>2026-08-24</w:t>
+      <w:t>2026-08-25</w:t>
       <w:br/>
       <w:br/>
     </w:r>

--- a/tillsyn/Ornös nordspets tillsynsbegäran.docx
+++ b/tillsyn/Ornös nordspets tillsynsbegäran.docx
@@ -12,7 +12,7 @@
     </w:p>
     <w:p>
       <w:r>
-        <w:t>Denna tillsynsbegäran behandlar höga naturvärden i avverkningsanmälan Ornös nordspets i Haninge kommun som inkom 2026-08-25 och omfattar 450,6 ha.</w:t>
+        <w:t>Denna tillsynsbegäran behandlar höga naturvärden i avverkningsanmälan Ornös nordspets i Haninge kommun som inkom 2026-08-26 och omfattar 450,6 ha.</w:t>
       </w:r>
     </w:p>
     <w:p>
@@ -3318,7 +3318,7 @@
     <w:r>
       <w:tab/>
       <w:tab/>
-      <w:t>2026-08-25</w:t>
+      <w:t>2026-08-26</w:t>
       <w:br/>
       <w:br/>
     </w:r>

--- a/tillsyn/Ornös nordspets tillsynsbegäran.docx
+++ b/tillsyn/Ornös nordspets tillsynsbegäran.docx
@@ -12,7 +12,7 @@
     </w:p>
     <w:p>
       <w:r>
-        <w:t>Denna tillsynsbegäran behandlar höga naturvärden i avverkningsanmälan Ornös nordspets i Haninge kommun som inkom 2026-08-26 och omfattar 450,6 ha.</w:t>
+        <w:t>Denna tillsynsbegäran behandlar höga naturvärden i avverkningsanmälan Ornös nordspets i Haninge kommun som inkom 2026-08-27 och omfattar 450,6 ha.</w:t>
       </w:r>
     </w:p>
     <w:p>
@@ -3318,7 +3318,7 @@
     <w:r>
       <w:tab/>
       <w:tab/>
-      <w:t>2026-08-26</w:t>
+      <w:t>2026-08-27</w:t>
       <w:br/>
       <w:br/>
     </w:r>

--- a/tillsyn/Ornös nordspets tillsynsbegäran.docx
+++ b/tillsyn/Ornös nordspets tillsynsbegäran.docx
@@ -12,7 +12,7 @@
     </w:p>
     <w:p>
       <w:r>
-        <w:t>Denna tillsynsbegäran behandlar höga naturvärden i avverkningsanmälan Ornös nordspets i Haninge kommun som inkom 2026-08-27 och omfattar 450,6 ha.</w:t>
+        <w:t>Denna tillsynsbegäran behandlar höga naturvärden i avverkningsanmälan Ornös nordspets i Haninge kommun som inkom 2026-08-28 och omfattar 450,6 ha.</w:t>
       </w:r>
     </w:p>
     <w:p>
@@ -22,7 +22,7 @@
       <w:r>
         <w:drawing>
           <wp:inline xmlns:a="http://schemas.openxmlformats.org/drawingml/2006/main" xmlns:pic="http://schemas.openxmlformats.org/drawingml/2006/picture">
-            <wp:extent cx="5486400" cy="4420131"/>
+            <wp:extent cx="5486400" cy="4419257"/>
             <wp:docPr id="1" name="Picture 1"/>
             <wp:cNvGraphicFramePr>
               <a:graphicFrameLocks noChangeAspect="1"/>
@@ -43,7 +43,7 @@
                   <pic:spPr>
                     <a:xfrm>
                       <a:off x="0" y="0"/>
-                      <a:ext cx="5486400" cy="4420131"/>
+                      <a:ext cx="5486400" cy="4419257"/>
                     </a:xfrm>
                     <a:prstGeom prst="rect"/>
                   </pic:spPr>
@@ -3318,7 +3318,7 @@
     <w:r>
       <w:tab/>
       <w:tab/>
-      <w:t>2026-08-27</w:t>
+      <w:t>2026-08-28</w:t>
       <w:br/>
       <w:br/>
     </w:r>

--- a/tillsyn/Ornös nordspets tillsynsbegäran.docx
+++ b/tillsyn/Ornös nordspets tillsynsbegäran.docx
@@ -12,7 +12,7 @@
     </w:p>
     <w:p>
       <w:r>
-        <w:t>Denna tillsynsbegäran behandlar höga naturvärden i avverkningsanmälan Ornös nordspets i Haninge kommun som inkom 2026-08-28 och omfattar 450,6 ha.</w:t>
+        <w:t>Denna tillsynsbegäran behandlar höga naturvärden i avverkningsanmälan Ornös nordspets i Haninge kommun som inkom 2026-08-29 och omfattar 450,6 ha.</w:t>
       </w:r>
     </w:p>
     <w:p>
@@ -22,7 +22,7 @@
       <w:r>
         <w:drawing>
           <wp:inline xmlns:a="http://schemas.openxmlformats.org/drawingml/2006/main" xmlns:pic="http://schemas.openxmlformats.org/drawingml/2006/picture">
-            <wp:extent cx="5486400" cy="4419257"/>
+            <wp:extent cx="5486400" cy="4420131"/>
             <wp:docPr id="1" name="Picture 1"/>
             <wp:cNvGraphicFramePr>
               <a:graphicFrameLocks noChangeAspect="1"/>
@@ -43,7 +43,7 @@
                   <pic:spPr>
                     <a:xfrm>
                       <a:off x="0" y="0"/>
-                      <a:ext cx="5486400" cy="4419257"/>
+                      <a:ext cx="5486400" cy="4420131"/>
                     </a:xfrm>
                     <a:prstGeom prst="rect"/>
                   </pic:spPr>
@@ -3318,7 +3318,7 @@
     <w:r>
       <w:tab/>
       <w:tab/>
-      <w:t>2026-08-28</w:t>
+      <w:t>2026-08-29</w:t>
       <w:br/>
       <w:br/>
     </w:r>

--- a/tillsyn/Ornös nordspets tillsynsbegäran.docx
+++ b/tillsyn/Ornös nordspets tillsynsbegäran.docx
@@ -12,7 +12,7 @@
     </w:p>
     <w:p>
       <w:r>
-        <w:t>Denna tillsynsbegäran behandlar höga naturvärden i avverkningsanmälan Ornös nordspets i Haninge kommun som inkom 2026-08-29 och omfattar 450,6 ha.</w:t>
+        <w:t>Denna tillsynsbegäran behandlar höga naturvärden i avverkningsanmälan Ornös nordspets i Haninge kommun som inkom 2026-08-31 och omfattar 450,6 ha.</w:t>
       </w:r>
     </w:p>
     <w:p>
@@ -3318,7 +3318,7 @@
     <w:r>
       <w:tab/>
       <w:tab/>
-      <w:t>2026-08-29</w:t>
+      <w:t>2026-08-31</w:t>
       <w:br/>
       <w:br/>
     </w:r>

--- a/tillsyn/Ornös nordspets tillsynsbegäran.docx
+++ b/tillsyn/Ornös nordspets tillsynsbegäran.docx
@@ -12,7 +12,7 @@
     </w:p>
     <w:p>
       <w:r>
-        <w:t>Denna tillsynsbegäran behandlar höga naturvärden i avverkningsanmälan Ornös nordspets i Haninge kommun som inkom 2026-08-31 och omfattar 450,6 ha.</w:t>
+        <w:t>Denna tillsynsbegäran behandlar höga naturvärden i avverkningsanmälan Ornös nordspets i Haninge kommun som inkom 2026-09-01 och omfattar 450,6 ha.</w:t>
       </w:r>
     </w:p>
     <w:p>
@@ -22,7 +22,7 @@
       <w:r>
         <w:drawing>
           <wp:inline xmlns:a="http://schemas.openxmlformats.org/drawingml/2006/main" xmlns:pic="http://schemas.openxmlformats.org/drawingml/2006/picture">
-            <wp:extent cx="5486400" cy="4420131"/>
+            <wp:extent cx="5486400" cy="4419257"/>
             <wp:docPr id="1" name="Picture 1"/>
             <wp:cNvGraphicFramePr>
               <a:graphicFrameLocks noChangeAspect="1"/>
@@ -43,7 +43,7 @@
                   <pic:spPr>
                     <a:xfrm>
                       <a:off x="0" y="0"/>
-                      <a:ext cx="5486400" cy="4420131"/>
+                      <a:ext cx="5486400" cy="4419257"/>
                     </a:xfrm>
                     <a:prstGeom prst="rect"/>
                   </pic:spPr>
@@ -3318,7 +3318,7 @@
     <w:r>
       <w:tab/>
       <w:tab/>
-      <w:t>2026-08-31</w:t>
+      <w:t>2026-09-01</w:t>
       <w:br/>
       <w:br/>
     </w:r>

--- a/tillsyn/Ornös nordspets tillsynsbegäran.docx
+++ b/tillsyn/Ornös nordspets tillsynsbegäran.docx
@@ -12,7 +12,7 @@
     </w:p>
     <w:p>
       <w:r>
-        <w:t>Denna tillsynsbegäran behandlar höga naturvärden i avverkningsanmälan Ornös nordspets i Haninge kommun som inkom 2026-09-01 och omfattar 450,6 ha.</w:t>
+        <w:t>Denna tillsynsbegäran behandlar höga naturvärden i avverkningsanmälan Ornös nordspets i Haninge kommun som inkom 2026-09-02 och omfattar 450,6 ha.</w:t>
       </w:r>
     </w:p>
     <w:p>
@@ -22,7 +22,7 @@
       <w:r>
         <w:drawing>
           <wp:inline xmlns:a="http://schemas.openxmlformats.org/drawingml/2006/main" xmlns:pic="http://schemas.openxmlformats.org/drawingml/2006/picture">
-            <wp:extent cx="5486400" cy="4419257"/>
+            <wp:extent cx="5486400" cy="4420131"/>
             <wp:docPr id="1" name="Picture 1"/>
             <wp:cNvGraphicFramePr>
               <a:graphicFrameLocks noChangeAspect="1"/>
@@ -43,7 +43,7 @@
                   <pic:spPr>
                     <a:xfrm>
                       <a:off x="0" y="0"/>
-                      <a:ext cx="5486400" cy="4419257"/>
+                      <a:ext cx="5486400" cy="4420131"/>
                     </a:xfrm>
                     <a:prstGeom prst="rect"/>
                   </pic:spPr>
@@ -3318,7 +3318,7 @@
     <w:r>
       <w:tab/>
       <w:tab/>
-      <w:t>2026-09-01</w:t>
+      <w:t>2026-09-02</w:t>
       <w:br/>
       <w:br/>
     </w:r>

--- a/tillsyn/Ornös nordspets tillsynsbegäran.docx
+++ b/tillsyn/Ornös nordspets tillsynsbegäran.docx
@@ -12,7 +12,7 @@
     </w:p>
     <w:p>
       <w:r>
-        <w:t>Denna tillsynsbegäran behandlar höga naturvärden i avverkningsanmälan Ornös nordspets i Haninge kommun som inkom 2026-09-02 och omfattar 450,6 ha.</w:t>
+        <w:t>Denna tillsynsbegäran behandlar höga naturvärden i avverkningsanmälan Ornös nordspets i Haninge kommun som inkom 2026-09-03 och omfattar 450,6 ha.</w:t>
       </w:r>
     </w:p>
     <w:p>
@@ -3318,7 +3318,7 @@
     <w:r>
       <w:tab/>
       <w:tab/>
-      <w:t>2026-09-02</w:t>
+      <w:t>2026-09-03</w:t>
       <w:br/>
       <w:br/>
     </w:r>

--- a/tillsyn/Ornös nordspets tillsynsbegäran.docx
+++ b/tillsyn/Ornös nordspets tillsynsbegäran.docx
@@ -12,7 +12,7 @@
     </w:p>
     <w:p>
       <w:r>
-        <w:t>Denna tillsynsbegäran behandlar höga naturvärden i avverkningsanmälan Ornös nordspets i Haninge kommun som inkom 2026-09-03 och omfattar 450,6 ha.</w:t>
+        <w:t>Denna tillsynsbegäran behandlar höga naturvärden i avverkningsanmälan Ornös nordspets i Haninge kommun som inkom 2026-09-04 och omfattar 450,6 ha.</w:t>
       </w:r>
     </w:p>
     <w:p>
@@ -3318,7 +3318,7 @@
     <w:r>
       <w:tab/>
       <w:tab/>
-      <w:t>2026-09-03</w:t>
+      <w:t>2026-09-04</w:t>
       <w:br/>
       <w:br/>
     </w:r>

--- a/tillsyn/Ornös nordspets tillsynsbegäran.docx
+++ b/tillsyn/Ornös nordspets tillsynsbegäran.docx
@@ -12,7 +12,7 @@
     </w:p>
     <w:p>
       <w:r>
-        <w:t>Denna tillsynsbegäran behandlar höga naturvärden i avverkningsanmälan Ornös nordspets i Haninge kommun som inkom 2026-09-04 och omfattar 450,6 ha.</w:t>
+        <w:t>Denna tillsynsbegäran behandlar höga naturvärden i avverkningsanmälan Ornös nordspets i Haninge kommun som inkom 2026-09-05 och omfattar 450,6 ha.</w:t>
       </w:r>
     </w:p>
     <w:p>
@@ -3318,7 +3318,7 @@
     <w:r>
       <w:tab/>
       <w:tab/>
-      <w:t>2026-09-04</w:t>
+      <w:t>2026-09-05</w:t>
       <w:br/>
       <w:br/>
     </w:r>

--- a/tillsyn/Ornös nordspets tillsynsbegäran.docx
+++ b/tillsyn/Ornös nordspets tillsynsbegäran.docx
@@ -12,7 +12,7 @@
     </w:p>
     <w:p>
       <w:r>
-        <w:t>Denna tillsynsbegäran behandlar höga naturvärden i avverkningsanmälan Ornös nordspets i Haninge kommun som inkom 2026-09-05 och omfattar 450,6 ha.</w:t>
+        <w:t>Denna tillsynsbegäran behandlar höga naturvärden i avverkningsanmälan Ornös nordspets i Haninge kommun som inkom 2026-09-06 och omfattar 450,6 ha.</w:t>
       </w:r>
     </w:p>
     <w:p>
@@ -3318,7 +3318,7 @@
     <w:r>
       <w:tab/>
       <w:tab/>
-      <w:t>2026-09-05</w:t>
+      <w:t>2026-09-06</w:t>
       <w:br/>
       <w:br/>
     </w:r>

--- a/tillsyn/Ornös nordspets tillsynsbegäran.docx
+++ b/tillsyn/Ornös nordspets tillsynsbegäran.docx
@@ -12,7 +12,7 @@
     </w:p>
     <w:p>
       <w:r>
-        <w:t>Denna tillsynsbegäran behandlar höga naturvärden i avverkningsanmälan Ornös nordspets i Haninge kommun som inkom 2026-09-06 och omfattar 450,6 ha.</w:t>
+        <w:t>Denna tillsynsbegäran behandlar höga naturvärden i avverkningsanmälan Ornös nordspets i Haninge kommun som inkom 2026-09-07 och omfattar 450,6 ha.</w:t>
       </w:r>
     </w:p>
     <w:p>
@@ -3318,7 +3318,7 @@
     <w:r>
       <w:tab/>
       <w:tab/>
-      <w:t>2026-09-06</w:t>
+      <w:t>2026-09-07</w:t>
       <w:br/>
       <w:br/>
     </w:r>
